--- a/public/downloads/przykladowa-praca-magisterska-turystyka-i-rekreacja.docx
+++ b/public/downloads/przykladowa-praca-magisterska-turystyka-i-rekreacja.docx
@@ -120,7 +120,7 @@
         <w:t xml:space="preserve">łącząca inwentaryzację walorów i zagospodarowania (dane zastane, wizja lokalna) z badaniem ankietowym opinii odwiedzających oraz analizą SWOT prowadzącą do rekomendacji. Niebieskie adnotacje opisują funkcję każdej części — usuń je w swojej pracy. Dane liczbowe są fikcyjne. Pełne poradniki: praca-magisterska.pl/poradniki/</w:t>
       </w:r>
     </w:p>
-    <w:bookmarkStart w:id="20" w:name="streszczenie"/>
+    <w:bookmarkStart w:id="9" w:name="_streszczenie"/>
     <w:p>
       <w:pPr>
         <w:pStyle w:val="Heading1"/>
@@ -163,8 +163,8 @@
         <w:t xml:space="preserve">[Streszczenie pracy z turystyki: cel, obszar, trzy metody i najważniejsze ustalenia z liczbami + zapowiedź rekomendacji. Prace z TiR niemal zawsze mają adresata praktycznego (gmina, LOT, przedsiębiorca) — nazwij go już w streszczeniu.]</w:t>
       </w:r>
     </w:p>
-    <w:bookmarkEnd w:id="20"/>
-    <w:bookmarkStart w:id="21" w:name="spis-treści"/>
+    <w:bookmarkEnd w:id="9"/>
+    <w:bookmarkStart w:id="10" w:name="_68349d0c7d64ae346c98bcec9a8185b5790f4f0"/>
     <w:p>
       <w:pPr>
         <w:pStyle w:val="Heading1"/>
@@ -393,8 +393,8 @@
         <w:t xml:space="preserve"> </w:t>
       </w:r>
     </w:p>
-    <w:bookmarkEnd w:id="21"/>
-    <w:bookmarkStart w:id="22" w:name="wstęp"/>
+    <w:bookmarkEnd w:id="10"/>
+    <w:bookmarkStart w:id="11" w:name="_wstęp"/>
     <w:p>
       <w:pPr>
         <w:pStyle w:val="Heading1"/>
@@ -413,10 +413,26 @@
     </w:p>
     <w:p>
       <w:pPr>
+        <w:pStyle w:val="FirstParagraph"/>
+      </w:pPr>
+      <w:r>
+        <w:t xml:space="preserve">Skrócenie przeciętnej długości wyjazdów i rosnąca popularność wypoczynku aktywnego uczyniły z turystyki weekendowej najdynamiczniejszy segment krajowego rynku podróży. Beneficjentami tego trendu mogą być obszary położone w zasięgu dwóch-trzech godzin dojazdu z dużych aglomeracji — pod warunkiem, że dysponują nie tylko walorami, ale też zagospodarowaniem i dostępnością odpowiadającą oczekiwaniom odwiedzających. Powiat X, mimo znaczących walorów przyrodniczych, nie doczekał się dotąd całościowej oceny swojego potencjału w tym segmencie.</w:t>
+      </w:r>
+    </w:p>
+    <w:p>
+      <w:pPr>
+        <w:pStyle w:val="Anno"/>
+      </w:pPr>
+      <w:r>
+        <w:t xml:space="preserve">[Akapit 2 — cel i pytania badawcze.]</w:t>
+      </w:r>
+    </w:p>
+    <w:p>
+      <w:pPr>
         <w:pStyle w:val="BodyText"/>
       </w:pPr>
       <w:r>
-        <w:t xml:space="preserve">Skrócenie przeciętnej długości wyjazdów i rosnąca popularność wypoczynku aktywnego uczyniły z turystyki weekendowej najdynamiczniejszy segment krajowego rynku podróży. Beneficjentami tego trendu mogą być obszary położone w zasięgu dwóch-trzech godzin dojazdu z dużych aglomeracji — pod warunkiem, że dysponują nie tylko walorami, ale też zagospodarowaniem i dostępnością odpowiadającą oczekiwaniom odwiedzających. Powiat X, mimo znaczących walorów przyrodniczych, nie doczekał się dotąd całościowej oceny swojego potencjału w tym segmencie.</w:t>
+        <w:t xml:space="preserve">Celem pracy jest ocena uwarunkowań rozwoju turystyki weekendowej w powiecie X i sformułowanie rekomendacji dla podmiotów zarządzających turystyką. Pytania badawcze: jakimi walorami i zagospodarowaniem dysponuje powiat? kto i po co przyjeżdża do powiatu w weekendy? jakie bariery dostrzegają odwiedzający? jakie działania mogą wzmocnić pozycję powiatu w segmencie wyjazdów weekendowych?</w:t>
       </w:r>
     </w:p>
     <w:p>
@@ -424,7 +440,7 @@
         <w:pStyle w:val="Anno"/>
       </w:pPr>
       <w:r>
-        <w:t xml:space="preserve">[Akapit 2 — cel i pytania badawcze.]</w:t>
+        <w:t xml:space="preserve">[Akapit 3 — metody. Charakterystyczne dla TiR połączenie: dane zastane + teren + ankieta + SWOT.]</w:t>
       </w:r>
     </w:p>
     <w:p>
@@ -432,7 +448,34 @@
         <w:pStyle w:val="BodyText"/>
       </w:pPr>
       <w:r>
-        <w:t xml:space="preserve">Celem pracy jest ocena uwarunkowań rozwoju turystyki weekendowej w powiecie X i sformułowanie rekomendacji dla podmiotów zarządzających turystyką. Pytania badawcze: jakimi walorami i zagospodarowaniem dysponuje powiat? kto i po co przyjeżdża do powiatu w weekendy? jakie bariery dostrzegają odwiedzający? jakie działania mogą wzmocnić pozycję powiatu w segmencie wyjazdów weekendowych?</w:t>
+        <w:t xml:space="preserve">W pracy połączono trzy metody. Inwentaryzację potencjału przeprowadzono na podstawie danych GUS, dokumentów strategicznych gmin i wizji lokalnej. Opinie odwiedzających zebrano sondażem diagnostycznym (ankieta, N = 176) prowadzonym w czterech punktach koncentracji ruchu w sezonie letnim 2026 roku. Syntezę ustaleń przeprowadzono metodą analizy SWOT, z której wyprowadzono rekomendacje.</w:t>
+      </w:r>
+    </w:p>
+    <w:bookmarkEnd w:id="11"/>
+    <w:bookmarkStart w:id="13" w:name="_c1bf2eb8b4d745d54ceb537fb7cfae007204d88"/>
+    <w:p>
+      <w:pPr>
+        <w:pStyle w:val="Heading1"/>
+      </w:pPr>
+      <w:r>
+        <w:t xml:space="preserve">Rozdział 2. Metodyka badań i charakterystyka obszaru</w:t>
+      </w:r>
+    </w:p>
+    <w:bookmarkStart w:id="12" w:name="_a24ff18aef0ca27302d4e6bc8b57e93cf2f6397"/>
+    <w:p>
+      <w:pPr>
+        <w:pStyle w:val="Heading2"/>
+      </w:pPr>
+      <w:r>
+        <w:t xml:space="preserve">2.2. Metody i materiały badawcze</w:t>
+      </w:r>
+    </w:p>
+    <w:p>
+      <w:pPr>
+        <w:pStyle w:val="FirstParagraph"/>
+      </w:pPr>
+      <w:r>
+        <w:t xml:space="preserve">Inwentaryzacja objęła: walory przyrodnicze i kulturowe (rejestr zabytków, formy ochrony przyrody, dane gmin), bazę noclegową i gastronomiczną (BDL GUS, ewidencje gminne, serwisy rezerwacyjne — stan na czerwiec 2026) oraz dostępność komunikacyjną (rozkłady jazdy, sieć szlaków). Badanie ankietowe przeprowadzono techniką ankiety bezpośredniej w miejscach koncentracji ruchu turystycznego (parking przy rezerwacie Y, rynek w Z, przystań kajakowa, punkt widokowy W) w sześć weekendów lipca i sierpnia. Dobór respondentów był przypadkowy w ramach kwot płci i grup wieku; uzyskano 176 poprawnie wypełnionych kwestionariuszy.</w:t>
       </w:r>
     </w:p>
     <w:p>
@@ -440,64 +483,21 @@
         <w:pStyle w:val="Anno"/>
       </w:pPr>
       <w:r>
-        <w:t xml:space="preserve">[Akapit 3 — metody. Charakterystyczne dla TiR połączenie: dane zastane + teren + ankieta + SWOT.]</w:t>
-      </w:r>
-    </w:p>
-    <w:p>
-      <w:pPr>
-        <w:pStyle w:val="BodyText"/>
-      </w:pPr>
-      <w:r>
-        <w:t xml:space="preserve">W pracy połączono trzy metody. Inwentaryzację potencjału przeprowadzono na podstawie danych GUS, dokumentów strategicznych gmin i wizji lokalnej. Opinie odwiedzających zebrano sondażem diagnostycznym (ankieta, N = 176) prowadzonym w czterech punktach koncentracji ruchu w sezonie letnim 2026 roku. Syntezę ustaleń przeprowadzono metodą analizy SWOT, z której wyprowadzono rekomendacje.</w:t>
-      </w:r>
-    </w:p>
-    <w:bookmarkEnd w:id="22"/>
-    <w:bookmarkStart w:id="24" w:name="Xc1bf2eb8b4d745d54ceb537fb7cfae007204d88"/>
+        <w:t xml:space="preserve">[Warsztat TiR w pigułce: inwentaryzacja z podanymi źródłami i DATĄ STANU (baza noclegowa zmienia się szybko), ankieta terenowa z lokalizacjami i okresem zbierania. Ankieta „w terenie” wśród faktycznych odwiedzających jest mocniejsza niż internetowa wśród przypadkowych osób.]</w:t>
+      </w:r>
+    </w:p>
+    <w:bookmarkEnd w:id="12"/>
+    <w:bookmarkEnd w:id="13"/>
+    <w:bookmarkStart w:id="16" w:name="_209009cc25d34f1f5d62f7f300a4873ba4d4a35"/>
     <w:p>
       <w:pPr>
         <w:pStyle w:val="Heading1"/>
       </w:pPr>
       <w:r>
-        <w:t xml:space="preserve">Rozdział 2. Metodyka badań i charakterystyka obszaru</w:t>
-      </w:r>
-    </w:p>
-    <w:bookmarkStart w:id="23" w:name="metody-i-materiały-badawcze"/>
-    <w:p>
-      <w:pPr>
-        <w:pStyle w:val="Heading2"/>
-      </w:pPr>
-      <w:r>
-        <w:t xml:space="preserve">2.2. Metody i materiały badawcze</w:t>
-      </w:r>
-    </w:p>
-    <w:p>
-      <w:pPr>
-        <w:pStyle w:val="FirstParagraph"/>
-      </w:pPr>
-      <w:r>
-        <w:t xml:space="preserve">Inwentaryzacja objęła: walory przyrodnicze i kulturowe (rejestr zabytków, formy ochrony przyrody, dane gmin), bazę noclegową i gastronomiczną (BDL GUS, ewidencje gminne, serwisy rezerwacyjne — stan na czerwiec 2026) oraz dostępność komunikacyjną (rozkłady jazdy, sieć szlaków). Badanie ankietowe przeprowadzono techniką ankiety bezpośredniej w miejscach koncentracji ruchu turystycznego (parking przy rezerwacie Y, rynek w Z, przystań kajakowa, punkt widokowy W) w sześć weekendów lipca i sierpnia. Dobór respondentów był przypadkowy w ramach kwot płci i grup wieku; uzyskano 176 poprawnie wypełnionych kwestionariuszy.</w:t>
-      </w:r>
-    </w:p>
-    <w:p>
-      <w:pPr>
-        <w:pStyle w:val="Anno"/>
-      </w:pPr>
-      <w:r>
-        <w:t xml:space="preserve">[Warsztat TiR w pigułce: inwentaryzacja z podanymi źródłami i DATĄ STANU (baza noclegowa zmienia się szybko), ankieta terenowa z lokalizacjami i okresem zbierania. Ankieta „w terenie” wśród faktycznych odwiedzających jest mocniejsza niż internetowa wśród przypadkowych osób.]</w:t>
-      </w:r>
-    </w:p>
-    <w:bookmarkEnd w:id="23"/>
-    <w:bookmarkEnd w:id="24"/>
-    <w:bookmarkStart w:id="27" w:name="X209009cc25d34f1f5d62f7f300a4873ba4d4a35"/>
-    <w:p>
-      <w:pPr>
-        <w:pStyle w:val="Heading1"/>
-      </w:pPr>
-      <w:r>
         <w:t xml:space="preserve">Rozdział 4. Turystyka weekendowa w opinii odwiedzających</w:t>
       </w:r>
     </w:p>
-    <w:bookmarkStart w:id="25" w:name="Xb477c72a07818d4c552426412fdc9df72e38c42"/>
+    <w:bookmarkStart w:id="14" w:name="_b477c72a07818d4c552426412fdc9df72e38c42"/>
     <w:p>
       <w:pPr>
         <w:pStyle w:val="Heading2"/>
@@ -696,8 +696,8 @@
         </w:tc>
       </w:tr>
     </w:tbl>
-    <w:bookmarkEnd w:id="25"/>
-    <w:bookmarkStart w:id="26" w:name="bariery-i-oczekiwania"/>
+    <w:bookmarkEnd w:id="14"/>
+    <w:bookmarkStart w:id="15" w:name="_b770c8606481702501a63436436e8e3aeda1757"/>
     <w:p>
       <w:pPr>
         <w:pStyle w:val="Heading2"/>
@@ -714,9 +714,9 @@
         <w:t xml:space="preserve">Najczęściej wskazywaną barierą jest dostępność komunikacyjna w weekendy (47% wskazań) — ograniczona liczba połączeń sprawia, że przyjazd bez samochodu jest praktycznie niemożliwy. Na drugim miejscu znalazł się niedobór miejsc noclegowych w średnim standardzie cenowym (31%), na trzecim — brak spójnej informacji o atrakcjach (26%). Struktura barier spójnie tłumaczy dominację ruchu jednodniowego zidentyfikowaną w podrozdziale 4.1.</w:t>
       </w:r>
     </w:p>
-    <w:bookmarkEnd w:id="26"/>
-    <w:bookmarkEnd w:id="27"/>
-    <w:bookmarkStart w:id="28" w:name="rozdział-5.-analiza-swot-i-rekomendacje"/>
+    <w:bookmarkEnd w:id="15"/>
+    <w:bookmarkEnd w:id="16"/>
+    <w:bookmarkStart w:id="17" w:name="_5724972c76794a1ed7fd46be11b57c724db40f8"/>
     <w:p>
       <w:pPr>
         <w:pStyle w:val="Heading1"/>
@@ -735,14 +735,14 @@
     </w:p>
     <w:p>
       <w:pPr>
-        <w:pStyle w:val="BodyText"/>
+        <w:pStyle w:val="FirstParagraph"/>
       </w:pPr>
       <w:r>
         <w:t xml:space="preserve">Zestawienie wyników inwentaryzacji i badania ankietowego pozwoliło zbudować macierz SWOT, w której każdą pozycję powiązano ze źródłem ustalenia (rozdział 3 lub 4). Do najważniejszych mocnych stron należą walory przyrodnicze północnej części powiatu i ukształtowany segment stałych odwiedzających; do słabości — struktura bazy noclegowej i weekendowa dostępność komunikacyjna. Rekomendacje: (1) sieciowanie atrakcji północnej części powiatu we wspólny produkt „weekend aktywny” z jednolitym oznakowaniem i wspólną informacją; (2) wsparcie rozwoju bazy segmentu ekonomicznego (pole namiotowe z infrastrukturą, agroturystyka) w gminach Y i Z; (3) pilotaż weekendowej linii dowozowej z aglomeracji, skomunikowanej z węzłem szlaków.</w:t>
       </w:r>
     </w:p>
-    <w:bookmarkEnd w:id="28"/>
-    <w:bookmarkStart w:id="29" w:name="zakończenie"/>
+    <w:bookmarkEnd w:id="17"/>
+    <w:bookmarkStart w:id="18" w:name="_zakończenie"/>
     <w:p>
       <w:pPr>
         <w:pStyle w:val="Heading1"/>
@@ -759,8 +759,8 @@
         <w:t xml:space="preserve">Praca odpowiedziała na wszystkie pytania badawcze, dostarczając samorządowi i lokalnej organizacji turystycznej diagnozy opartej na danych z trzech źródeł. Ograniczenia: badanie ankietowe objęło wyłącznie sezon letni, a inwentaryzacja bazy noclegowej odzwierciedla stan na czerwiec 2026 roku. Kierunkiem dalszych badań może być analiza sezonu zimowego oraz badanie mieszkańców jako interesariuszy rozwoju turystyki.</w:t>
       </w:r>
     </w:p>
-    <w:bookmarkEnd w:id="29"/>
-    <w:bookmarkStart w:id="33" w:name="bibliografia"/>
+    <w:bookmarkEnd w:id="18"/>
+    <w:bookmarkStart w:id="23" w:name="_bibliografia"/>
     <w:p>
       <w:pPr>
         <w:pStyle w:val="Heading1"/>
@@ -875,7 +875,7 @@
     </w:p>
     <w:p>
       <w:pPr>
-        <w:pStyle w:val="BodyText"/>
+        <w:pStyle w:val="FirstParagraph"/>
       </w:pPr>
       <w:r>
         <w:t xml:space="preserve">Wzór przygotowała redakcja serwisu</w:t>
@@ -903,7 +903,7 @@
           <w:b/>
           <w:bCs/>
         </w:rPr>
-        <w:t xml:space="preserve">Smart-Edu.ai — pierwsza wersja pracy w kilka godzin, nie w kilka miesięcy</w:t>
+        <w:t xml:space="preserve">„Jak napisać pracę magisterską z turystyki i rekreacji” — przewodnik do tego wzoru</w:t>
       </w:r>
     </w:p>
     <w:p>
@@ -911,21 +911,21 @@
         <w:pStyle w:val="Note"/>
       </w:pPr>
       <w:r>
-        <w:t xml:space="preserve">Podajesz temat, kierunek studiów i wytyczne promotora, a sztuczna inteligencja generuje unikalny, gotowy do edycji tekst: z poprawną strukturą rozdziałów, przypisami i bibliografią. Rejestracja jest darmowa, płacisz wyłącznie za wygenerowany tekst.</w:t>
+        <w:t xml:space="preserve">Wzór pokazuje układ pracy. Przewodnik pokazuje, jak wypełnić każdy rozdział treścią: dobór metody i narzędzi, analiza wyników, typowe uwagi recenzentów. PDF + EPUB, 49 zł, dostęp od razu po płatności.</w:t>
       </w:r>
     </w:p>
     <w:p>
       <w:pPr>
         <w:pStyle w:val="Note"/>
       </w:pPr>
-      <w:hyperlink r:id="rId30">
+      <w:hyperlink r:id="rId19">
         <w:r>
           <w:rPr>
             <w:rStyle w:val="Hyperlink"/>
             <w:b/>
             <w:bCs/>
           </w:rPr>
-          <w:t xml:space="preserve">www.smart-edu.ai/pl/masters-thesis</w:t>
+          <w:t xml:space="preserve">praca-magisterska.pl/sklep/jak-napisac-prace-magisterska-z-turystyki-i-rekreacji/</w:t>
         </w:r>
       </w:hyperlink>
     </w:p>
@@ -934,35 +934,50 @@
         <w:pStyle w:val="BodyText"/>
       </w:pPr>
       <w:r>
-        <w:t xml:space="preserve">Wolisz napisać pracę w pełni samodzielnie? Pomoże Ci ebook</w:t>
-      </w:r>
-      <w:r>
-        <w:t xml:space="preserve"> </w:t>
-      </w:r>
-      <w:r>
-        <w:rPr>
-          <w:b/>
-          <w:bCs/>
-        </w:rPr>
-        <w:t xml:space="preserve">„Jak napisać pracę magisterską. Kompletny przewodnik od A do Z”</w:t>
-      </w:r>
-      <w:r>
-        <w:t xml:space="preserve"> </w:t>
-      </w:r>
-      <w:r>
-        <w:t xml:space="preserve">— 250 stron praktycznych wskazówek, szablonów i checklist, z rozdziałem o etycznym korzystaniu z AI:</w:t>
-      </w:r>
-      <w:r>
-        <w:t xml:space="preserve"> </w:t>
-      </w:r>
-      <w:hyperlink r:id="rId31">
+        <w:t xml:space="preserve">Chcesz zobaczyć kompletną pracę z przypisami i bibliografią? Zajrzyj do</w:t>
+      </w:r>
+      <w:r>
+        <w:t xml:space="preserve"> </w:t>
+      </w:r>
+      <w:hyperlink r:id="rId20">
         <w:r>
           <w:rPr>
             <w:rStyle w:val="Hyperlink"/>
           </w:rPr>
-          <w:t xml:space="preserve">www.praca-magisterska.pl/sklep/praca-magisterska-ebook/</w:t>
+          <w:t xml:space="preserve">katalogu gotowych prac wzorcowych</w:t>
         </w:r>
       </w:hyperlink>
+      <w:r>
+        <w:t xml:space="preserve"> </w:t>
+      </w:r>
+      <w:r>
+        <w:t xml:space="preserve">(59 zł za pracę).</w:t>
+      </w:r>
+    </w:p>
+    <w:p>
+      <w:pPr>
+        <w:pStyle w:val="BodyText"/>
+      </w:pPr>
+      <w:r>
+        <w:t xml:space="preserve">Generator</w:t>
+      </w:r>
+      <w:r>
+        <w:t xml:space="preserve"> </w:t>
+      </w:r>
+      <w:hyperlink r:id="rId21">
+        <w:r>
+          <w:rPr>
+            <w:rStyle w:val="Hyperlink"/>
+          </w:rPr>
+          <w:t xml:space="preserve">Smart-Edu.ai</w:t>
+        </w:r>
+      </w:hyperlink>
+      <w:r>
+        <w:t xml:space="preserve"> </w:t>
+      </w:r>
+      <w:r>
+        <w:t xml:space="preserve">przygotuje pierwszą wersję tekstu z pomocą sztucznej inteligencji, jeśli wolisz zacząć od szkicu.</w:t>
+      </w:r>
     </w:p>
     <w:p>
       <w:pPr>
@@ -978,7 +993,7 @@
       <w:r>
         <w:t xml:space="preserve"> </w:t>
       </w:r>
-      <w:hyperlink r:id="rId32">
+      <w:hyperlink r:id="rId22">
         <w:r>
           <w:rPr>
             <w:rStyle w:val="Hyperlink"/>
@@ -989,7 +1004,7 @@
         </w:r>
       </w:hyperlink>
     </w:p>
-    <w:bookmarkEnd w:id="33"/>
+    <w:bookmarkEnd w:id="23"/>
     <w:sectPr/>
   </w:body>
 </w:document>
